--- a/examples/vite/public/docx-editor-demo.docx
+++ b/examples/vite/public/docx-editor-demo.docx
@@ -4,11 +4,6 @@
   <w:body>
     <w:p>
       <w:pPr>
-        <w:spacing w:before="0" w:after="0"/>
-      </w:pPr>
-    </w:p>
-    <w:p>
-      <w:pPr>
         <w:spacing w:before="0" w:after="20"/>
       </w:pPr>
       <w:r>
@@ -36,6 +31,11 @@
         </w:rPr>
         <w:t>Project Charter &amp; Contributor Agreement</w:t>
       </w:r>
+    </w:p>
+    <w:p>
+      <w:pPr>
+        <w:spacing w:after="60"/>
+      </w:pPr>
     </w:p>
     <w:tbl>
       <w:tblPr>
@@ -144,11 +144,6 @@
         </w:tc>
       </w:tr>
     </w:tbl>
-    <w:p>
-      <w:pPr>
-        <w:spacing w:before="160" w:after="0"/>
-      </w:pPr>
-    </w:p>
     <w:p>
       <w:pPr>
         <w:pBdr>
@@ -2078,19 +2073,9 @@
       </w:pPr>
     </w:p>
     <w:p>
-      <w:pPr>
-        <w:spacing w:before="180" w:after="40"/>
-      </w:pPr>
-    </w:p>
-    <w:p>
-      <w:pPr>
-        <w:spacing w:before="180" w:after="40"/>
-      </w:pPr>
-    </w:p>
-    <w:p>
-      <w:pPr>
-        <w:spacing w:before="180" w:after="40"/>
-      </w:pPr>
+      <w:r>
+        <w:br w:type="page"/>
+      </w:r>
     </w:p>
     <w:p>
       <w:pPr>
@@ -2829,7 +2814,7 @@
         <w:sz w:val="20"/>
         <w:szCs w:val="20"/>
       </w:rPr>
-      <w:instrText xml:space="preserve"> PAGE \* MERGEFORMAT </w:instrText>
+      <w:instrText>PAGE \* MERGEFORMAT</w:instrText>
     </w:r>
     <w:r>
       <w:rPr>
@@ -2883,7 +2868,7 @@
         <w:sz w:val="20"/>
         <w:szCs w:val="20"/>
       </w:rPr>
-      <w:instrText xml:space="preserve"> NUMPAGES \* MERGEFORMAT </w:instrText>
+      <w:instrText>NUMPAGES \* MERGEFORMAT</w:instrText>
     </w:r>
     <w:r>
       <w:rPr>

--- a/examples/vite/public/docx-editor-demo.docx
+++ b/examples/vite/public/docx-editor-demo.docx
@@ -93,7 +93,7 @@
                   <w:szCs w:val="19"/>
                   <w:u w:val="single"/>
                 </w:rPr>
-                <w:t>@eigenpal/docx-js-editor</w:t>
+                <w:t>@eigenpal/docx-editor-react</w:t>
               </w:r>
             </w:hyperlink>
           </w:p>
@@ -288,7 +288,7 @@
             <w:sz w:val="22"/>
             <w:szCs w:val="22"/>
           </w:rPr>
-          <w:delText>docx-js-editor skips the pipeline entirely</w:delText>
+          <w:delText>the old approach skips the pipeline entirely</w:delText>
         </w:r>
       </w:del>
       <w:ins w:id="13" w:author="thomas.v" w:date="2026-03-04T11:07:00Z">
@@ -361,7 +361,7 @@
                 <w:sz w:val="19"/>
                 <w:szCs w:val="19"/>
               </w:rPr>
-              <w:t>import { DocxEditor } from '@eigenpal/docx-js-editor'</w:t>
+              <w:t>import { DocxEditor } from '@eigenpal/docx-editor-react'</w:t>
             </w:r>
           </w:p>
           <w:p>
@@ -375,7 +375,7 @@
                 <w:sz w:val="19"/>
                 <w:szCs w:val="19"/>
               </w:rPr>
-              <w:t>import '@eigenpal/docx-js-editor/styles.css'</w:t>
+              <w:t>import '@eigenpal/docx-editor-react/styles.css'</w:t>
             </w:r>
           </w:p>
           <w:p>
